--- a/template_en.docx
+++ b/template_en.docx
@@ -1796,6 +1796,173 @@
           <w:rtl w:val="0"/>
         </w:rPr>
         <w:t xml:space="preserve">PROJECT EXPERIENCE</w:t>
+      </w:r>
+      <w:r>
+        <w:rPr>
+          <w:rtl w:val="0"/>
+        </w:rPr>
+      </w:r>
+    </w:p>
+    <w:p>
+      <w:pPr>
+        <w:spacing w:after="60" w:before="100" w:lineRule="auto"/>
+        <w:rPr/>
+      </w:pPr>
+      <w:r>
+        <w:rPr>
+          <w:rFonts w:ascii="Arial" w:cs="Arial" w:eastAsia="Arial" w:hAnsi="Arial"/>
+          <w:b w:val="1"/>
+          <w:bCs w:val="1"/>
+          <w:color w:val="1f3864"/>
+          <w:sz w:val="21"/>
+          <w:szCs w:val="21"/>
+          <w:rtl w:val="0"/>
+        </w:rPr>
+        <w:t xml:space="preserve">Wolflayer – AI Collaboration Platform (wolflayer.app)</w:t>
+      </w:r>
+      <w:r>
+        <w:rPr>
+          <w:rtl w:val="0"/>
+        </w:rPr>
+      </w:r>
+    </w:p>
+    <w:p>
+      <w:pPr>
+        <w:keepNext w:val="0"/>
+        <w:keepLines w:val="0"/>
+        <w:pageBreakBefore w:val="0"/>
+        <w:widowControl w:val="1"/>
+        <w:numPr>
+          <w:ilvl w:val="0"/>
+          <w:numId w:val="1"/>
+        </w:numPr>
+        <w:pBdr>
+          <w:top w:space="0" w:sz="0" w:val="nil"/>
+          <w:left w:space="0" w:sz="0" w:val="nil"/>
+          <w:bottom w:space="0" w:sz="0" w:val="nil"/>
+          <w:right w:space="0" w:sz="0" w:val="nil"/>
+          <w:between w:space="0" w:sz="0" w:val="nil"/>
+        </w:pBdr>
+        <w:shd w:fill="auto" w:val="clear"/>
+        <w:spacing w:after="30" w:before="30" w:line="240" w:lineRule="auto"/>
+        <w:ind w:left="480" w:right="0" w:hanging="240"/>
+        <w:jc w:val="left"/>
+        <w:rPr/>
+      </w:pPr>
+      <w:r>
+        <w:rPr>
+          <w:rFonts w:ascii="Arial" w:cs="Arial" w:eastAsia="Arial" w:hAnsi="Arial"/>
+          <w:b w:val="0"/>
+          <w:bCs w:val="0"/>
+          <w:i w:val="0"/>
+          <w:iCs w:val="0"/>
+          <w:smallCaps w:val="0"/>
+          <w:strike w:val="0"/>
+          <w:color w:val="555555"/>
+          <w:sz w:val="20"/>
+          <w:szCs w:val="20"/>
+          <w:u w:val="none"/>
+          <w:shd w:fill="auto" w:val="clear"/>
+          <w:vertAlign w:val="baseline"/>
+          <w:rtl w:val="0"/>
+        </w:rPr>
+        <w:t xml:space="preserve">Built and deployed solo – a live full-stack real-time platform (Next.js, React, TypeScript, Supabase) with role-based access control and OAuth integrations (GitHub, Google).</w:t>
+      </w:r>
+      <w:r>
+        <w:rPr>
+          <w:rtl w:val="0"/>
+        </w:rPr>
+      </w:r>
+    </w:p>
+    <w:p>
+      <w:pPr>
+        <w:keepNext w:val="0"/>
+        <w:keepLines w:val="0"/>
+        <w:pageBreakBefore w:val="0"/>
+        <w:widowControl w:val="1"/>
+        <w:numPr>
+          <w:ilvl w:val="0"/>
+          <w:numId w:val="1"/>
+        </w:numPr>
+        <w:pBdr>
+          <w:top w:space="0" w:sz="0" w:val="nil"/>
+          <w:left w:space="0" w:sz="0" w:val="nil"/>
+          <w:bottom w:space="0" w:sz="0" w:val="nil"/>
+          <w:right w:space="0" w:sz="0" w:val="nil"/>
+          <w:between w:space="0" w:sz="0" w:val="nil"/>
+        </w:pBdr>
+        <w:shd w:fill="auto" w:val="clear"/>
+        <w:spacing w:after="30" w:before="30" w:line="240" w:lineRule="auto"/>
+        <w:ind w:left="480" w:right="0" w:hanging="240"/>
+        <w:jc w:val="left"/>
+        <w:rPr/>
+      </w:pPr>
+      <w:r>
+        <w:rPr>
+          <w:rFonts w:ascii="Arial" w:cs="Arial" w:eastAsia="Arial" w:hAnsi="Arial"/>
+          <w:b w:val="0"/>
+          <w:bCs w:val="0"/>
+          <w:i w:val="0"/>
+          <w:iCs w:val="0"/>
+          <w:smallCaps w:val="0"/>
+          <w:strike w:val="0"/>
+          <w:color w:val="555555"/>
+          <w:sz w:val="20"/>
+          <w:szCs w:val="20"/>
+          <w:u w:val="none"/>
+          <w:shd w:fill="auto" w:val="clear"/>
+          <w:vertAlign w:val="baseline"/>
+          <w:rtl w:val="0"/>
+        </w:rPr>
+        <w:t xml:space="preserve">Implemented an AI workspace on Google Gemini and a visual workflow-execution engine, with AES-256-GCM encryption for stored credentials.</w:t>
+      </w:r>
+      <w:r>
+        <w:rPr>
+          <w:rtl w:val="0"/>
+        </w:rPr>
+      </w:r>
+    </w:p>
+    <w:p>
+      <w:pPr>
+        <w:keepNext w:val="0"/>
+        <w:keepLines w:val="0"/>
+        <w:pageBreakBefore w:val="0"/>
+        <w:widowControl w:val="1"/>
+        <w:numPr>
+          <w:ilvl w:val="0"/>
+          <w:numId w:val="1"/>
+        </w:numPr>
+        <w:pBdr>
+          <w:top w:space="0" w:sz="0" w:val="nil"/>
+          <w:left w:space="0" w:sz="0" w:val="nil"/>
+          <w:bottom w:space="0" w:sz="0" w:val="nil"/>
+          <w:right w:space="0" w:sz="0" w:val="nil"/>
+          <w:between w:space="0" w:sz="0" w:val="nil"/>
+        </w:pBdr>
+        <w:shd w:fill="auto" w:val="clear"/>
+        <w:spacing w:after="30" w:before="30" w:line="240" w:lineRule="auto"/>
+        <w:ind w:left="480" w:right="0" w:hanging="240"/>
+        <w:jc w:val="left"/>
+        <w:rPr/>
+      </w:pPr>
+      <w:r>
+        <w:rPr>
+          <w:rFonts w:ascii="Arial" w:cs="Arial" w:eastAsia="Arial" w:hAnsi="Arial"/>
+          <w:b w:val="0"/>
+          <w:bCs w:val="0"/>
+          <w:i w:val="0"/>
+          <w:iCs w:val="0"/>
+          <w:smallCaps w:val="0"/>
+          <w:strike w:val="0"/>
+          <w:color w:val="555555"/>
+          <w:sz w:val="20"/>
+          <w:szCs w:val="20"/>
+          <w:u w:val="none"/>
+          <w:shd w:fill="auto" w:val="clear"/>
+          <w:vertAlign w:val="baseline"/>
+          <w:rtl w:val="0"/>
+        </w:rPr>
+        <w:t xml:space="preserve">Owned the product end-to-end: problem definition, scope, architecture, and roadmap.</w:t>
       </w:r>
       <w:r>
         <w:rPr>
